--- a/ML_System_Design/ML_SD_M20_Interview_Mastery.docx
+++ b/ML_System_Design/ML_SD_M20_Interview_Mastery.docx
@@ -775,7 +775,7 @@
       <w:r>
         <w:drawing>
           <wp:inline>
-            <wp:extent cx="5334000" cy="2746364"/>
+            <wp:extent cx="5727700" cy="2949071"/>
             <wp:effectExtent b="0" l="0" r="0" t="0"/>
             <wp:docPr descr="Eight labelled boxes grouping the interview question patterns: recsys (feed, PYMK), ranking/search, CTR/ads, fraud/anomaly, ETA/regression, LLM/RAG, serving/infra, and graph/PYMK — with a caption that most prompts are one of these eight, so you map prompt to pattern to a known blueprint." title="" id="10" name="Picture"/>
             <a:graphic>
@@ -796,7 +796,7 @@
                   <pic:spPr bwMode="auto">
                     <a:xfrm>
                       <a:off x="0" y="0"/>
-                      <a:ext cx="5334000" cy="2746364"/>
+                      <a:ext cx="5727700" cy="2949071"/>
                     </a:xfrm>
                     <a:prstGeom prst="rect">
                       <a:avLst/>
@@ -1848,7 +1848,7 @@
       <w:r>
         <w:drawing>
           <wp:inline>
-            <wp:extent cx="5334000" cy="2707023"/>
+            <wp:extent cx="5727700" cy="2906827"/>
             <wp:effectExtent b="0" l="0" r="0" t="0"/>
             <wp:docPr descr="A five-stage vertical timeline for a 45-minute interview: 0-5 min clarify goal/scope/constraints; 5-10 min frame as ML and pick the metric; 10-25 min data, features, and model (marked spend MOST time here); 25-38 min serving, scale, and monitoring; 38-45 min trade-offs, follow-ups, and wrap, with a caption to budget time out loud and never spend 40 minutes on the model." title="" id="17" name="Picture"/>
             <a:graphic>
@@ -1869,7 +1869,7 @@
                   <pic:spPr bwMode="auto">
                     <a:xfrm>
                       <a:off x="0" y="0"/>
-                      <a:ext cx="5334000" cy="2707023"/>
+                      <a:ext cx="5727700" cy="2906827"/>
                     </a:xfrm>
                     <a:prstGeom prst="rect">
                       <a:avLst/>
@@ -2444,7 +2444,7 @@
       <w:r>
         <w:drawing>
           <wp:inline>
-            <wp:extent cx="5334000" cy="2750170"/>
+            <wp:extent cx="5727700" cy="2953159"/>
             <wp:effectExtent b="0" l="0" r="0" t="0"/>
             <wp:docPr descr="Four coloured header boxes — Google/Meta, Amazon, OpenAI/Anthropic, NVIDIA — each over a description: Google/Meta value depth, scale, and trade-offs; Amazon values Leadership Principles and customer focus; OpenAI/Anthropic value LLM, RAG, evals, and safety; NVIDIA values infra, GPUs, and throughput; with notes that Netflix rewards metrics plus A/B, Apple rewards privacy plus on-device, and Uber/Airbnb/Stripe reward real-time, fraud, ETA, and cost, all over the same 7-step core." title="" id="24" name="Picture"/>
             <a:graphic>
@@ -2465,7 +2465,7 @@
                   <pic:spPr bwMode="auto">
                     <a:xfrm>
                       <a:off x="0" y="0"/>
-                      <a:ext cx="5334000" cy="2750170"/>
+                      <a:ext cx="5727700" cy="2953159"/>
                     </a:xfrm>
                     <a:prstGeom prst="rect">
                       <a:avLst/>
@@ -3124,7 +3124,7 @@
       <w:r>
         <w:drawing>
           <wp:inline>
-            <wp:extent cx="5334000" cy="2750170"/>
+            <wp:extent cx="5727700" cy="2953159"/>
             <wp:effectExtent b="0" l="0" r="0" t="0"/>
             <wp:docPr descr="A left-to-right flow of four boxes — problem statement, clarifying questions, full 7-step design, follow-ups (deep dive) — with a red arrow dropping from follow-ups to a highlighted box reading “what a Staff answer adds: trade-offs, cost, failure modes”, and a caption that a junior stops at the design while staff layers trade-offs and what breaks at 100x." title="" id="31" name="Picture"/>
             <a:graphic>
@@ -3145,7 +3145,7 @@
                   <pic:spPr bwMode="auto">
                     <a:xfrm>
                       <a:off x="0" y="0"/>
-                      <a:ext cx="5334000" cy="2750170"/>
+                      <a:ext cx="5727700" cy="2953159"/>
                     </a:xfrm>
                     <a:prstGeom prst="rect">
                       <a:avLst/>
@@ -6122,7 +6122,7 @@
       <w:r>
         <w:drawing>
           <wp:inline>
-            <wp:extent cx="5334000" cy="2750170"/>
+            <wp:extent cx="5727700" cy="2953159"/>
             <wp:effectExtent b="0" l="0" r="0" t="0"/>
             <wp:docPr descr="Two orange trigger boxes — “I don’t know” and “Scope creep” — each with a green arrow to a response box (“reason out loud from first principles”; “state assumptions, cut scope explicitly”), both feeding a blue box “curveball: restate it, link to a pattern you know”, under a caption that silence and guessing both fail so narrate your thinking and steer back to solid ground." title="" id="40" name="Picture"/>
             <a:graphic>
@@ -6143,7 +6143,7 @@
                   <pic:spPr bwMode="auto">
                     <a:xfrm>
                       <a:off x="0" y="0"/>
-                      <a:ext cx="5334000" cy="2750170"/>
+                      <a:ext cx="5727700" cy="2953159"/>
                     </a:xfrm>
                     <a:prstGeom prst="rect">
                       <a:avLst/>
@@ -6713,7 +6713,7 @@
       <w:r>
         <w:drawing>
           <wp:inline>
-            <wp:extent cx="5334000" cy="2750170"/>
+            <wp:extent cx="5727700" cy="2953159"/>
             <wp:effectExtent b="0" l="0" r="0" t="0"/>
             <wp:docPr descr="Six red-X checklist items in two columns: jumps to model and skips the metric; no clarifying questions; forgets serving and monitoring; ignores scale and cost; silent when stuck; never mentions trade-offs — with a caption that any two of these on a loop usually means a no-hire, so audit yourself against the list." title="" id="47" name="Picture"/>
             <a:graphic>
@@ -6734,7 +6734,7 @@
                   <pic:spPr bwMode="auto">
                     <a:xfrm>
                       <a:off x="0" y="0"/>
-                      <a:ext cx="5334000" cy="2750170"/>
+                      <a:ext cx="5727700" cy="2953159"/>
                     </a:xfrm>
                     <a:prstGeom prst="rect">
                       <a:avLst/>
@@ -7277,7 +7277,7 @@
       <w:r>
         <w:drawing>
           <wp:inline>
-            <wp:extent cx="5334000" cy="2652737"/>
+            <wp:extent cx="5727700" cy="2848535"/>
             <wp:effectExtent b="0" l="0" r="0" t="0"/>
             <wp:docPr descr="A three-step rising staircase: JUNIOR builds the happy path, then SENIOR handles scale and failure modes, then STAFF drives ambiguity and owns trade-offs, with a caption that staff answers connect ML choice to systems choice to business impact without being prompted." title="" id="54" name="Picture"/>
             <a:graphic>
@@ -7298,7 +7298,7 @@
                   <pic:spPr bwMode="auto">
                     <a:xfrm>
                       <a:off x="0" y="0"/>
-                      <a:ext cx="5334000" cy="2652737"/>
+                      <a:ext cx="5727700" cy="2848535"/>
                     </a:xfrm>
                     <a:prstGeom prst="rect">
                       <a:avLst/>
@@ -7913,7 +7913,7 @@
       <w:r>
         <w:drawing>
           <wp:inline>
-            <wp:extent cx="5334000" cy="2750170"/>
+            <wp:extent cx="5727700" cy="2953159"/>
             <wp:effectExtent b="0" l="0" r="0" t="0"/>
             <wp:docPr descr="Three top boxes describing a whiteboard layout — left: goal, metric, constraints; center: the data → model → serve flow; right: open questions and follow-ups — with an arrow from the center box to a wide box reading “talk while you draw: state each choice AND why”, a signpost line “First I’ll clarify, then design, then trade-offs”, and a caption that a clear narrated whiteboard is half the score and structure beats a messy genius sketch." title="" id="61" name="Picture"/>
             <a:graphic>
@@ -7934,7 +7934,7 @@
                   <pic:spPr bwMode="auto">
                     <a:xfrm>
                       <a:off x="0" y="0"/>
-                      <a:ext cx="5334000" cy="2750170"/>
+                      <a:ext cx="5727700" cy="2953159"/>
                     </a:xfrm>
                     <a:prstGeom prst="rect">
                       <a:avLst/>
@@ -12186,6 +12186,8 @@
       <w:footnotePr>
         <w:numRestart w:val="eachSect"/>
       </w:footnotePr>
+      <w:pgSz w:h="16838" w:w="11906"/>
+      <w:pgMar w:bottom="1440" w:footer="720" w:gutter="0" w:header="720" w:left="1440" w:right="1440" w:top="1440"/>
     </w:sectPr>
   </w:body>
 </w:document>
